--- a/example_articles/countries/Italy/2.countries_Italy_New_York_Times.docx
+++ b/example_articles/countries/Italy/2.countries_Italy_New_York_Times.docx
@@ -29,17 +29,17 @@
     </w:p>
     <w:p>
       <w:r>
-        <w:t>Source File: NYT/31.DOCX</w:t>
+        <w:t>Source file: NYT/31.DOCX</w:t>
       </w:r>
     </w:p>
     <w:p>
       <w:r>
-        <w:t>Raw locations result: ['Italy']</w:t>
+        <w:t>Raw locations result, 'locations': ['Italy']</w:t>
       </w:r>
     </w:p>
     <w:p>
       <w:r>
-        <w:t>countries_stand_flat (Standardized): Italy</w:t>
+        <w:t>Standardized locations result, 'countries_stand_flat': Italy</w:t>
       </w:r>
     </w:p>
     <w:p>

--- a/example_articles/countries/Italy/2.countries_Italy_New_York_Times.docx
+++ b/example_articles/countries/Italy/2.countries_Italy_New_York_Times.docx
@@ -7,9 +7,7 @@
         <w:pStyle w:val="Heading1"/>
       </w:pPr>
       <w:r>
-        <w:t>IDEAS &amp; TRENDS;</w:t>
-        <w:br/>
-        <w:t>A Snowball Effect: Lights Galore. And More. And More.</w:t>
+        <w:t>No Gentleman in Verona</w:t>
       </w:r>
     </w:p>
     <w:p>
@@ -19,17 +17,17 @@
     </w:p>
     <w:p>
       <w:r>
-        <w:t>Date: 1993-12-05</w:t>
+        <w:t>Date: 1993-07-18</w:t>
       </w:r>
     </w:p>
     <w:p>
       <w:r>
-        <w:t>Section: Section 4;; Section 4; Page 2; Column 1; Week in Review Desk; Column 1;</w:t>
+        <w:t>Section: Section 7;; Section 7; Page 20; Column 1; Book Review Desk; Column 1;; Review</w:t>
       </w:r>
     </w:p>
     <w:p>
       <w:r>
-        <w:t>Source file: NYT/31.DOCX</w:t>
+        <w:t>Source file: NYT/46.DOCX</w:t>
       </w:r>
     </w:p>
     <w:p>
@@ -51,57 +49,35 @@
     </w:p>
     <w:p>
       <w:r>
-        <w:t>EVERY city and town seems to have one. At least one.</w:t>
+        <w:t>JUGGLING THE STARS</w:t>
         <w:br/>
-        <w:t>It is the house down the street that, long before any geese start a-laying, begins a metamorphosis, changing from ordinary home to winter wonderland. Lights start twinkling. Plastic Santas or giant menorahs appear on the lawn. Fake snow lines the window panes. And, to the delight of some neighbors and the horror of others, that may be only the beginning.</w:t>
+        <w:t>By Tim Parks.</w:t>
         <w:br/>
-        <w:t>Year after year, there are huge traffic jams near the home of Jennings and Mitzi Osborne of Little Rock, Ark., as passers-by stop to gawk at their Christmas displays. Last year, they consisted of almost two million red lights, six-foot lighted letters reading "Merry Christmas Happy New Year," a calliope blasting Christmas tunes and four crimson Christmas trees. This year, having bought a house on either side of their estate so they can expand their display, the Osbornes hope to add a giant pulsating star and a Nativity scene featuring 40 angels with computerized fluttering wings.</w:t>
+        <w:t>218 pp. New York:</w:t>
         <w:br/>
-        <w:t>Neighbors have sued, asking that the display be declared a nuisance. The Osbornes say the light show is their constitutionally protected way of sharing the season's cheer. "It's just our way of celebrating the birth of Christ," Mr. Osborne, a large man with large white sideburns, told a judge last week.</w:t>
+        <w:t>Grove Press.</w:t>
         <w:br/>
-        <w:t>In all its odd permutations, the same fervent drive to decorate and "light-en up" for the holidays seems to have made its way into every corner of American life. From New York City's Fifth Avenue to Miami's suburbs, from the working-class neighborhoods of California to Boston's Beacon Hill, homes and shops are decorated with wreaths and candles, Christmas trees and plastic reindeer, bells, balls and whatever else people can get their hands on.</w:t>
+        <w:t>$18.95.</w:t>
         <w:br/>
-        <w:t>Aside from the American tendency toward conspicuous consumption, "there's a certain sense that people want to be impractical and do something around Christmas that normally they would consider self-indulgent," says Todd Gitlin, a sociology professor at the University of California at Berkeley, who studies popular culture.</w:t>
+        <w:t>DESPITE occasional sniper fire from critics on border patrol, the boundary between "serious" fiction and suspense has become a bit more of a free-trade zone in recent decades. Classic suspense writers from James M. Cain to Dorothy L. Sayers have been treated as significant literary figures. Many of today's more ambitious practitioners of crime fiction -- think of Ruth Rendell and her psychosexual close-ups or Elmore Leonard with his urban satires -- firmly resist pigeonholing. Yes, there is still a mystery section in every bookstore, but much of what you will find there transcends the "thriller" label.</w:t>
         <w:br/>
-        <w:t>The drive to decorate, the people experts say, involves a mix of playfulness and pride, a chance to be creative in an often-constricting world, a desire to have a sense of tradition and to show it off. Besides, who doesn't love cheery lights and bows in mid-winter?</w:t>
+        <w:t>It is curious, then, that Tim Parks's new book, "Juggling the Stars," is being presented as this young English writer's "first suspense novel." In case we might miss the point, the dust jacket also describes it as "a novel of menace." Clearly, the intent is to distance this new fiction from Mr. Parks's five other novels, which have received trans-Atlantic praise for their penetrating evocations of family tensions, romantic obsessions and borderline personalities. (In England, the distancing effort for this book went farther: "Cara Massimina," as it was called there, was published under a pseudonym.) The message seems to be that "Juggling the Stars" will be less literary, more accessible and -- presumably -- more commercial.</w:t>
         <w:br/>
-        <w:t>Perhaps New York City deserves some credit (or responsibility), at least for the tree-lighting thing. In 1882, Edward Johnson, chief assistant to Thomas Edison, decided to string incandescent bulbs on the Christmas tree in his Fifth Avenue apartment. Thus, says Martin F. Gitten, a spokesman for Con Edison, electric tree lights took over for the traditional candles. It wasn't long before they moved outdoors.</w:t>
+        <w:t>Anyone expecting formula suspense action, however, will be disappointed. "Juggling the Stars" is, in fact, no more a generic crime thriller than the author's "Tongues of Flame" (1986), which culminates in arson, or "Loving Roger" (1987), which begins with a murder. As always, Mr. Parks's principal strength is in his crisp, unsentimental, grimly comic portrayal of characters on the edge. Here, the psyche under close observation is that of Morris Duckworth, an Englishman in his 20's living in Verona, eking out a living as a freelance English tutor to teen-agers with wealthy parents. Morris appears normal, even appealing, to his clientele: a blond, blue-eyed charmer with Oxbridge manners and near-perfect Italian.</w:t>
         <w:br/>
-        <w:t>And with lights, as with music and clothing, what's in in some places is out in others. In Manhattan, the tonier neighborhoods and shops along Fifth Avenue rarely decorate with anything other than wreaths and the modest little-white-twinkly-lights.</w:t>
+        <w:t>But inside he seethes with bitterness and narcissistic disdain, obsessed with his working-class background, his brutish father (who mocked Morris's "pansy" aspirations), his overprotective mother (who betrayed him by dying), his expulsion from Cambridge (for a minor drug infraction) and his subsequent failure to find the kind of position -- at the BBC, for instance -- worthy of someone with his taste and talent.</w:t>
         <w:br/>
-        <w:t>"The little white lights are lower key," said Donna Warner, editor in chief of Metropolitan Home magazine. Competition on the Upper East Side, on the other hand, means a little fancier lace here, an antique ornament there. "The trend seems to be for people to decorate with more natural things," she said. "It's less of the cute stuff. More of the crafted decorations."</w:t>
+        <w:t>How did "Morris the good boy . . . mother's helper . . . social climber" end up without money or prospects or a place in the world? A classic case of arrested development, Morris can't understand but merely blames and resents, and he begins taking short cuts to satisfy his sense of entitlement. Small gestures, at first: stealing a leather briefcase from a stranger on a train, a piece of statuary (worthless, as it turns out) from a student's palatial home. An elaborate stab at blackmail follows -- and backfires. So does Morris's attempt to parlay the infatuation of a 17-year-old student, Massimina Trevisan, into a fortune hunter's dream; the girl's rich family has no trouble seeing through his obsequious lies.</w:t>
         <w:br/>
-        <w:t>In working-class neighborhoods around the city, decorations tend to be bolder. Strings of blinking colored lights surround houses. Nativity scenes and plastic reindeer adorn lawns. More is, quite simply, more.</w:t>
+        <w:t>Thwarted and humiliated, aching with greed and desperate to prove himself at something, Morris quickly comes up with another use for the trusting Massimina. If she will agree to run away with him to another city (no problem), and if she can be convinced that her family knows where she has gone (thanks to Morris's neat deceptions), then what is really a harmless elopement for her can be made to seem a kidnapping -- complete with anonymous terrorists (Morris, of course) who demand an immense ransom for Massimina's return. But this scam can only be sustained if Massimina is prevented from seeing newspaper reports of the abduction, from being recognized as the missing girl, from calling home to check on her ailing grandmother. As a result, Morris must keep the "elopement" in constant motion, from Vicenza to Rome to Sardinia.</w:t>
         <w:br/>
-        <w:t>"There's a guy down the block who puts up so many lights that when you walk by his house, your eyes blink to death," says Francis McCabe, a Fire Department spokesman who lives in Mill Basin, Brooklyn. Asked how many fires occur because of hazardous holiday decorating, he said, "There are more, but I don't have a number."</w:t>
+        <w:t>By thriller standards, Mr. Parks's slender plot is no more than serviceable; the well-paced twists rarely surprise, the grisly denouement is telegraphed early on. He does generate a fair measure of suspense, however, from the way in which each new development illuminates -- or, sometimes, precipitates -- Morris's moral and psychological disintegration. How far will he go to safeguard his precious scheme? How will he manage to continue thinking well of himself when his clever prank turns violent? In the novel's most effective sequence, Morris's conscious self adjusts quite nicely to his increasingly monstrous behavior while his body rebels, through illness, against what he is becoming.</w:t>
         <w:br/>
-        <w:t>Instead, he talked about his own decorating, which, he says, consists of an elaborate window display, complete with a plastic Santa, a snowman, a Nativity scene and a miniature village. Plastic snowflakes go on the window. Cotton snow goes below. A blue curtain is hung for a night backdrop. And colored lights frame the window's perimeter.</w:t>
+        <w:t>At the same time, the relentless focus on Morris makes for a somewhat claustrophobic reading experience. In previous novels, Mr. Parks explored the nuances of complex relationships, the interplay of distinct characters. Here we are trapped entirely inside Morris's head; no one else, including the hapless Massimina, registers as more than a sketch.</w:t>
         <w:br/>
-        <w:t xml:space="preserve"> </w:t>
+        <w:t>The stifling effect is compounded by the rather heavy-handed spelling out of connections, Freudian and otherwise, between Morris's childhood and his current activities. He even addresses his father in tape-recorded musings: "You do realize, Dad, you do realize that I'm kidnapping her. Which is more than you ever did with a woman for all your bragging. The perfect synthesis of class warfare and womanizing. Aren't you surprised you didn't think of it?"</w:t>
         <w:br/>
-        <w:t>A Way to Feel Good</w:t>
-        <w:br/>
-        <w:t xml:space="preserve"> "Everyone goes 'ooh' and 'ahh' as they go by, and I know they like it," Mr. McCabe said. "Is it a source of pride? Absolutely. But it's creative, and it's also just part of feeling good about yourself. It's something my wife and I enjoy."</w:t>
-        <w:br/>
-        <w:t>In the suburbs of Miami, one house has as its theme "A Miniature Christmas." A yard covered with cotton (read snow) is decorated with three mini-towns with a toy train running through each. The roads through the towns have match-box cars. One town has a Kentucky Fried Chicken restaurant. Another has a police precinct, a pet shop, a newspaper building and a cinema.</w:t>
-        <w:br/>
-        <w:t>Last year, the house's owner, George Svrcek, set his yard up as "A Florida Christmas," using a beach scene and stuffed animals. He has also built a life-size gingerbread house, surrounded by 16-foot snow-topped mountains. Mechanical penguins ice-skate at the bottom.</w:t>
-        <w:br/>
-        <w:t>In Boston, the doors of Beacon Hill's elegant townhouses sprout red-ribboned pine wreaths. Window boxes sport arrangements of pine sprigs, holly and mistletoe.</w:t>
-        <w:br/>
-        <w:t>In Houston, drivers passing through the Candlelight Estates neighborhood stop to stare at block after block of brightly decorated houses. Houston skyscrapers are hung with single strands of lights that encircle the top floors, creating a necklace effect.</w:t>
-        <w:br/>
-        <w:t>For most people, decorating is simply a chance to dive into a little fantasy. Every Christmas, Sadie Mitchell covers her Carol City, Fla., yard with a snowfall of cotton. Plastic Santas in the yard wink and blink at tiny toy trains. All of which, she says, make her feel, well, wonderful. It also makes up for childhood years when her family couldn't afford Christmas decorations.</w:t>
-        <w:br/>
-        <w:t>"The letter carrier says he feels like he needs a jacket when he comes in the yard," she said. "A man from New York came to see it. He kept saying, 'What is this stuff; is it snow?' "</w:t>
-        <w:br/>
-        <w:br/>
-        <w:t>Graphic</w:t>
-        <w:br/>
-        <w:br/>
-        <w:t xml:space="preserve"> </w:t>
-        <w:br/>
-        <w:t>Photo: Neighbors are suing Jennings and Mitzi Osborne of Little Rock, Ark., saying their holiday display, reassembled last week, is a public nuisance. (Mike Stewart for The New York Times)</w:t>
+        <w:t>Still, the dark wit and compact muscularity of Mr. Parks's prose consistently enliven this morbid tale, rescuing it from clinical flatness on the one hand and lurid melodrama on the other. The Italian atmosphere -- grittily detailed, without a hint of travelogue -- also helps considerably. (Mr. Parks, the author of the nonfiction "Italian Neighbors," has lived in Verona for more than a decade.) "Juggling the Stars" may not work entirely as thriller or novel, but it is a moderately successful exercise in psychopathology as entertainment -- and continued evidence of Mr. Parks's edgy, restless talent.</w:t>
       </w:r>
     </w:p>
     <w:sectPr>

--- a/example_articles/countries/Italy/2.countries_Italy_New_York_Times.docx
+++ b/example_articles/countries/Italy/2.countries_Italy_New_York_Times.docx
@@ -7,7 +7,7 @@
         <w:pStyle w:val="Heading1"/>
       </w:pPr>
       <w:r>
-        <w:t>No Gentleman in Verona</w:t>
+        <w:t>Form Follows Freaky</w:t>
       </w:r>
     </w:p>
     <w:p>
@@ -17,17 +17,17 @@
     </w:p>
     <w:p>
       <w:r>
-        <w:t>Date: 1993-07-18</w:t>
+        <w:t>Date: 2020-03-15</w:t>
       </w:r>
     </w:p>
     <w:p>
       <w:r>
-        <w:t>Section: Section 7;; Section 7; Page 20; Column 1; Book Review Desk; Column 1;; Review</w:t>
+        <w:t>Section: Section F; Column 0; SpecialSections; Pg. 16</w:t>
       </w:r>
     </w:p>
     <w:p>
       <w:r>
-        <w:t>Source file: NYT/46.DOCX</w:t>
+        <w:t>Source file: NYT/13.DOCX</w:t>
       </w:r>
     </w:p>
     <w:p>
@@ -49,35 +49,74 @@
     </w:p>
     <w:p>
       <w:r>
-        <w:t>JUGGLING THE STARS</w:t>
+        <w:t>An exhibition of Italian Radical design showcases household objects that energetically defied good taste.</w:t>
         <w:br/>
-        <w:t>By Tim Parks.</w:t>
+        <w:t xml:space="preserve">This article is part of our latest special report on Design, which is about getting personal with customization. </w:t>
         <w:br/>
-        <w:t>218 pp. New York:</w:t>
+        <w:t xml:space="preserve">  The tumultuous period remembered as the '60s (although it extended well into the 1970s) was half a century ago, as far removed from 2020 as World War I was from Woodstock. Nonetheless that era's cultural awakening -- an unwieldy hodgepodge of social, political and aesthetic insurgencies -- has begun to seem fresh again, relevant (as they used to say) and potentially of practical use for navigating the turmoil of our present moment.</w:t>
         <w:br/>
-        <w:t>Grove Press.</w:t>
+        <w:t xml:space="preserve">  So it is entirely apropos that the Museum of Fine Arts, Houston, has mounted an exhibition called ''Radical: Italian Design 1965-1985, the Dennis Freedman Collection.'' (The show runs until April 26 and will travel to Yale University's School of Architecture in 2021.)</w:t>
         <w:br/>
-        <w:t>$18.95.</w:t>
+        <w:t xml:space="preserve">  Mr. Freedman, a New York-based creative consultant to fashion houses, publications, galleries and museums, has made it his life's mission to immerse himself in the output of the Italian branch of the counterculture.</w:t>
         <w:br/>
-        <w:t>DESPITE occasional sniper fire from critics on border patrol, the boundary between "serious" fiction and suspense has become a bit more of a free-trade zone in recent decades. Classic suspense writers from James M. Cain to Dorothy L. Sayers have been treated as significant literary figures. Many of today's more ambitious practitioners of crime fiction -- think of Ruth Rendell and her psychosexual close-ups or Elmore Leonard with his urban satires -- firmly resist pigeonholing. Yes, there is still a mystery section in every bookstore, but much of what you will find there transcends the "thriller" label.</w:t>
+        <w:t xml:space="preserve">  The movement, in which young graduates of architecture schools in Florence, Milan and Turin organized themselves into collectives with comic book names like Superstudio, Archizoom and UFO, offered a means for expressing boundless political outrage through aesthetic contrarianism. The passions that famously drove the Bauhaus, a love of mass production and functionalism, were anathema to this generation.</w:t>
         <w:br/>
-        <w:t>It is curious, then, that Tim Parks's new book, "Juggling the Stars," is being presented as this young English writer's "first suspense novel." In case we might miss the point, the dust jacket also describes it as "a novel of menace." Clearly, the intent is to distance this new fiction from Mr. Parks's five other novels, which have received trans-Atlantic praise for their penetrating evocations of family tensions, romantic obsessions and borderline personalities. (In England, the distancing effort for this book went farther: "Cara Massimina," as it was called there, was published under a pseudonym.) The message seems to be that "Juggling the Stars" will be less literary, more accessible and -- presumably -- more commercial.</w:t>
+        <w:t xml:space="preserve">  Andrea Branzi, a founder of Archizoom, based in Florence, told the exhibition's curator, Cindi Strauss, in an interview for the catalog that his compatriots were ''snobs and Stalinists'' with a profound desire to undermine Modernist rationalism with a pop sensibility and replace the notion of ''good design'' with a messy irreverence. Franco Raggi, who had worked in Milan with Alessandro Mendini at Casabella, the leading publication of the Radical moment, recalled that the goal was to ''destroy bourgeois culture and thought'' and force a re-examination of the ''capitalistic nature of society.''</w:t>
         <w:br/>
-        <w:t>Anyone expecting formula suspense action, however, will be disappointed. "Juggling the Stars" is, in fact, no more a generic crime thriller than the author's "Tongues of Flame" (1986), which culminates in arson, or "Loving Roger" (1987), which begins with a murder. As always, Mr. Parks's principal strength is in his crisp, unsentimental, grimly comic portrayal of characters on the edge. Here, the psyche under close observation is that of Morris Duckworth, an Englishman in his 20's living in Verona, eking out a living as a freelance English tutor to teen-agers with wealthy parents. Morris appears normal, even appealing, to his clientele: a blond, blue-eyed charmer with Oxbridge manners and near-perfect Italian.</w:t>
+        <w:t xml:space="preserve">  The Radicals  worked in every possible medium to advance their ideas. They generated conceptual drawings of ethereal imaginary cities, staged happenings (like one in which Mr. Mendini set fire to his Monumentino da Casa, a chair atop a stepped pedestal) and tried, through an educational effort called Global Tools, to reinvent basic concepts like work and design. However, much of what remains of the Radicals' output is in the form of furniture and light fixtures, which would be bourgeois if it wasn't all so outré.</w:t>
         <w:br/>
-        <w:t>But inside he seethes with bitterness and narcissistic disdain, obsessed with his working-class background, his brutish father (who mocked Morris's "pansy" aspirations), his overprotective mother (who betrayed him by dying), his expulsion from Cambridge (for a minor drug infraction) and his subsequent failure to find the kind of position -- at the BBC, for instance -- worthy of someone with his taste and talent.</w:t>
+        <w:t xml:space="preserve">  The work of the Radicals is curiously confounding. While the movement rejected the industrial aesthetic associated with the Bauhaus -- and the very idea of mass production -- it embraced industrial materials, most notably foam rubber and plastic. And most of its work appears to be in calculated defiance not of capitalism, exactly, but of good taste.</w:t>
         <w:br/>
-        <w:t>How did "Morris the good boy . . . mother's helper . . . social climber" end up without money or prospects or a place in the world? A classic case of arrested development, Morris can't understand but merely blames and resents, and he begins taking short cuts to satisfy his sense of entitlement. Small gestures, at first: stealing a leather briefcase from a stranger on a train, a piece of statuary (worthless, as it turns out) from a student's palatial home. An elaborate stab at blackmail follows -- and backfires. So does Morris's attempt to parlay the infatuation of a 17-year-old student, Massimina Trevisan, into a fortune hunter's dream; the girl's rich family has no trouble seeing through his obsequious lies.</w:t>
+        <w:t xml:space="preserve">  Take, for example, a 1964 sideboard called Cielo, Mare, Terra, a claw-footed walnut cabinet topped with a metal spike and, instead of the customary glass doors, a pair of pink Fiat doors (equipped with mounds that resemble breasts). It seems to reside in no explicable aesthetic universe but makes a certain amount of sense if you are trying to shake up the world by throwing out the rules.</w:t>
         <w:br/>
-        <w:t>Thwarted and humiliated, aching with greed and desperate to prove himself at something, Morris quickly comes up with another use for the trusting Massimina. If she will agree to run away with him to another city (no problem), and if she can be convinced that her family knows where she has gone (thanks to Morris's neat deceptions), then what is really a harmless elopement for her can be made to seem a kidnapping -- complete with anonymous terrorists (Morris, of course) who demand an immense ransom for Massimina's return. But this scam can only be sustained if Massimina is prevented from seeing newspaper reports of the abduction, from being recognized as the missing girl, from calling home to check on her ailing grandmother. As a result, Morris must keep the "elopement" in constant motion, from Vicenza to Rome to Sardinia.</w:t>
+        <w:t xml:space="preserve">  In 1998, Mr. Freedman made his first purchase of Radical design, a big hunk of polyurethane foam shaped like the top of an Ionic column. The Capitello, by Studio 65, a group of art and architecture graduates of Turin's Polytechnic University (who also edited the magazine Working Class) was intended as a lounge chair.</w:t>
         <w:br/>
-        <w:t>By thriller standards, Mr. Parks's slender plot is no more than serviceable; the well-paced twists rarely surprise, the grisly denouement is telegraphed early on. He does generate a fair measure of suspense, however, from the way in which each new development illuminates -- or, sometimes, precipitates -- Morris's moral and psychological disintegration. How far will he go to safeguard his precious scheme? How will he manage to continue thinking well of himself when his clever prank turns violent? In the novel's most effective sequence, Morris's conscious self adjusts quite nicely to his increasingly monstrous behavior while his body rebels, through illness, against what he is becoming.</w:t>
+        <w:t xml:space="preserve">  Mr. Freedman was attracted to, among other things, the work's patina, a quality not generally associated with foam rubber. ''The age creates a surface that is not unlike porcelain,'' he said, describing the effect of a polyurethane-specific varnish called Guflac. ''It develops a crackle finish that is stunningly beautiful.''</w:t>
         <w:br/>
-        <w:t>At the same time, the relentless focus on Morris makes for a somewhat claustrophobic reading experience. In previous novels, Mr. Parks explored the nuances of complex relationships, the interplay of distinct characters. Here we are trapped entirely inside Morris's head; no one else, including the hapless Massimina, registers as more than a sketch.</w:t>
+        <w:t xml:space="preserve">  While the Capitello has a cartoonish appearance, Mr. Freedman says he believes its political and philosophical message is unmistakable: ''Literally your ass is on one of the pillars of classical Greek architecture. It's an act of defiance.''</w:t>
         <w:br/>
-        <w:t>The stifling effect is compounded by the rather heavy-handed spelling out of connections, Freudian and otherwise, between Morris's childhood and his current activities. He even addresses his father in tape-recorded musings: "You do realize, Dad, you do realize that I'm kidnapping her. Which is more than you ever did with a woman for all your bragging. The perfect synthesis of class warfare and womanizing. Aren't you surprised you didn't think of it?"</w:t>
+        <w:t xml:space="preserve">  What philosophy can be expressed by squishy column fragments, or sideboards with car doors, or gargantuan blades of polyurethane grass meant to be used as a free-form lounge chair? It is hard to see this as Stalinism or even something more avant-garde, like Dadaism. Instead, it appears to represent a broad, indeterminate approach to making trouble, one object at a time.</w:t>
         <w:br/>
-        <w:t>Still, the dark wit and compact muscularity of Mr. Parks's prose consistently enliven this morbid tale, rescuing it from clinical flatness on the one hand and lurid melodrama on the other. The Italian atmosphere -- grittily detailed, without a hint of travelogue -- also helps considerably. (Mr. Parks, the author of the nonfiction "Italian Neighbors," has lived in Verona for more than a decade.) "Juggling the Stars" may not work entirely as thriller or novel, but it is a moderately successful exercise in psychopathology as entertainment -- and continued evidence of Mr. Parks's edgy, restless talent.</w:t>
+        <w:t xml:space="preserve">  If there was consensus among the Radicals about the nature of their collective undertaking, it had something to do with mutability. The Radicals seemed to agree that we should all be able to alter our personal environments however we would like. There is a broad swath of the Radical thinking that was dedicated to the power of rearrangement.</w:t>
+        <w:br/>
+        <w:t xml:space="preserve">  In the landmark 1972 exhibition at the Museum of Modern Art, ''Italy: The New Domestic Landscape,'' a precursor of sorts to the Houston show, the Radicals were largely represented as designers of conceptual environments. Ettore Sottsass, for example, the Milan-based polymath who later became famous as the progenitor of Memphis design, contributed a residential interior consisting of a set of nearly identical multipurpose ''containers'' that satisfied all possible household needs and could be endlessly moved around.</w:t>
+        <w:br/>
+        <w:t xml:space="preserve">  Much of the Radical furniture advanced the idea that you could live anywhere and create your own environment. Inflatables were popular (for seating and also for protest props). And Archizoom created the 1966 Superonda sofa, a pair of lightweight, wave-shaped, configurable puzzle pieces, often photographed outdoors, as if they were part of the landscape.</w:t>
+        <w:br/>
+        <w:t xml:space="preserve">  Such furnishings signaled ''a liberated lifestyle, a freedom,'' suggested Andrew Blauvelt, the director of the Cranbrook Art Museum in Bloomfield Hills, Mich. More than a decade ago, he set out to mount a show for the Walker Art Center in Minneapolis, where he was then a curator, on the Italian Radicals. That exhibition ballooned into a much broader 2015 survey called ''Hippie Modernism: The Struggle for Utopia,'' in which he traced countercultural projects across borders.</w:t>
+        <w:br/>
+        <w:t xml:space="preserve">  Mr. Blauvelt's own interest in the Radicals was driven by the connections he saw between that movement and today's socially minded designers. The way they worked, the fact that they were ''very multidisciplinary and very nonhierarchical'' with artists, architects and technicians commingling, is particularly inspiring for creative troublemakers today, he said.</w:t>
+        <w:br/>
+        <w:t xml:space="preserve">  There's another aspect of the Radical approach that today's aesthetic insurgents might find rousing. While other 1960s rebels were going back to the land and immersing themselves in nature, the Italian Radicals took the fruits of capitalistic society, the synthetic materials that were everywhere, and repurposed them to furnish their own little cosmos, not a world that was more in harmony with nature, but one that felt more natural to them.</w:t>
+        <w:br/>
+        <w:t xml:space="preserve">  A new generation of radical designers might easily do the same, appropriating today's technologies, like those intended to optimize, to make everything smoother and more predictable, and subverting them to craft an aesthetic that accentuates the bumps, surprises and outrages.</w:t>
+        <w:br/>
+        <w:br/>
+        <w:t>https://www.nytimes.com/2020/03/12/style/italian-radical-design-furniture.html</w:t>
+        <w:br/>
+        <w:br/>
+        <w:t>Graphic</w:t>
+        <w:br/>
+        <w:br/>
+        <w:t xml:space="preserve"> </w:t>
+        <w:br/>
+        <w:t>PHOTOS: Clockwise from above, Archizoom's 1966 Superonda sofa, made of two versatile puzzle pieces. Dennis Freedman, whose collection is featured at the show, wears a jacket by Riccardo Tisci for Givenchy with details from the technology of sound. A 1964 sideboard by Fabio De Sanctis and Ugo Sterpini has Fiat doors. (PHOTOGRAPHS BY DARIO BARTOLINI/CENTRO STUDI POLTRONOVA ARCHIVE</w:t>
+        <w:br/>
+        <w:t>TODD SPOTH FOR THE NEW YORK TIMES) (F16)</w:t>
+        <w:br/>
+        <w:t>MIES CHAIR, ARCHIZOOM ASSOCIATI, 1969: This ultraminimalist steel triangle, with a rubber sling seat and cowhide pillows, has been in uninterrupted production by Poltronova since its debut. The idea was to ridicule the truism that ''less is more'' by pushing minimalism to the extreme.</w:t>
+        <w:br/>
+        <w:t>PRATONE, GRUPPO STRUM, 1971: An oversize patch of polyurethane greenery, intended as a free-form lounge chair, it is a work of pop art with a serious side. The manufacturer Gufram describes it as ''temporary, unstable, always to be conquered due to the elasticity of the material.''</w:t>
+        <w:br/>
+        <w:t>QUADERNA 2600, SUPERSTUDIO, 1970: The grid (here a laminate applied to a wooden table) was central to the vision of Superstudio. Dennis Freedman described Quaderna as a visual representation of egalitarianism: ''The thing about the grid is that every point on the grid is equal to another.''</w:t>
+        <w:br/>
+        <w:t>CHIOCCIOLA, STUDIO 65, 1972: A more subtle offshoot of the Capitello chair, this polyurethane one is called snail, but has also been interpreted as a riff on the acanthus leaf commonly found on the Corinthian column. The snails could be lined up to make a long, snaking ''never-ending sofa.''</w:t>
+        <w:br/>
+        <w:t>B.T.2, STUDIO A.R.D.I.T.I., 1971: In Italian, the studio initials stand for Association of Totally Integrated Reactionary Designers. Opposed to consumerism and capitalist society, it vowed to make design more democratic. This table lamp was an experiment with low-voltage lights</w:t>
+        <w:br/>
+        <w:t>magnets hold tiny bulbs in place. (PHOTOGRAPHS BY KENT PELL/THE MUSEUM OF FINE ARTS, HOUSTON)</w:t>
+        <w:br/>
+        <w:t xml:space="preserve"> ZABRO CHAIR, ALESSANDRO MENDINI, 1984: Alessandro Mendini, who died in 2019, championed Radical design from his position as editor in chief of Casabella. His Zabro design is a more recent work, usually regarded as an example of postmodernism. The round back flips down, transforming the chair into a table. (PHOTOGRAPH BY BRAD BRIDGER/THE MUSEUM OF FINE ARTS, HOUSTON) (F17)</w:t>
       </w:r>
     </w:p>
     <w:sectPr>
